--- a/注塑项目/金榕/GEA轮罩 /金榕原材料采购加工合同 V2.docx
+++ b/注塑项目/金榕/GEA轮罩 /金榕原材料采购加工合同 V2.docx
@@ -250,7 +250,7 @@
           <w:spacing w:val="-12"/>
           <w:lang w:val="en-US" w:eastAsia="zh-CN"/>
         </w:rPr>
-        <w:t xml:space="preserve">                               </w:t>
+        <w:t>杭州深远工贸有限公司</w:t>
       </w:r>
     </w:p>
     <w:p>
@@ -278,7 +278,7 @@
           <w:spacing w:val="-12"/>
           <w:lang w:val="en-US" w:eastAsia="zh-CN"/>
         </w:rPr>
-        <w:t xml:space="preserve">                          </w:t>
+        <w:t>91330109793674506H</w:t>
       </w:r>
     </w:p>
     <w:p>
@@ -298,7 +298,7 @@
           <w:spacing w:val="-12"/>
           <w:lang w:val="en-US" w:eastAsia="zh-CN"/>
         </w:rPr>
-        <w:t xml:space="preserve">地址：                                        </w:t>
+        <w:t>地址：浙江省杭州市萧山区宁围街道宁安社区宁安路</w:t>
       </w:r>
     </w:p>
     <w:p>
@@ -330,7 +330,7 @@
           <w:u w:val="none"/>
           <w:lang w:val="en-US" w:eastAsia="zh-CN"/>
         </w:rPr>
-        <w:t xml:space="preserve">           </w:t>
+        <w:t>0571-82124700</w:t>
       </w:r>
     </w:p>
     <w:p>
@@ -839,7 +839,7 @@
                 <w:szCs w:val="22"/>
                 <w:lang w:eastAsia="zh-CN"/>
               </w:rPr>
-              <w:t>公司名称：</w:t>
+              <w:t>公司名称：杭州深远工贸有限公司</w:t>
             </w:r>
           </w:p>
           <w:p>
@@ -862,7 +862,7 @@
                 <w:szCs w:val="22"/>
                 <w:lang w:eastAsia="zh-CN"/>
               </w:rPr>
-              <w:t>纳税人识别号：</w:t>
+              <w:t>纳税人识别号：91330109793674506H</w:t>
             </w:r>
           </w:p>
           <w:p>
@@ -894,7 +894,7 @@
                 <w:szCs w:val="22"/>
                 <w:lang w:eastAsia="zh-CN"/>
               </w:rPr>
-              <w:t xml:space="preserve"> </w:t>
+              <w:t>浙江省杭州市萧山区宁围街道宁安社区宁安路</w:t>
             </w:r>
           </w:p>
           <w:p>
@@ -915,7 +915,7 @@
                 <w:szCs w:val="22"/>
                 <w:lang w:eastAsia="zh-CN"/>
               </w:rPr>
-              <w:t>开户行：</w:t>
+              <w:t>开户行：中国农业银行杭州金城路支行</w:t>
             </w:r>
           </w:p>
           <w:p>
@@ -935,7 +935,7 @@
                 <w:szCs w:val="22"/>
                 <w:lang w:eastAsia="zh-CN"/>
               </w:rPr>
-              <w:t>账号：</w:t>
+              <w:t>账号：19085201040001713</w:t>
             </w:r>
           </w:p>
           <w:p>
@@ -948,6 +948,9 @@
                 <w:lang w:eastAsia="zh-CN"/>
               </w:rPr>
             </w:pPr>
+            <w:r>
+              <w:t>（备用）开户行：浦发银行杭州萧山支行  账号：95070154740030429</w:t>
+            </w:r>
           </w:p>
           <w:p>
             <w:pPr>
@@ -975,7 +978,7 @@
                 <w:szCs w:val="22"/>
                 <w:lang w:eastAsia="zh-CN"/>
               </w:rPr>
-              <w:t xml:space="preserve"> </w:t>
+              <w:t>0571-82124700</w:t>
             </w:r>
           </w:p>
         </w:tc>
@@ -8103,7 +8106,7 @@
           <w:spacing w:val="-10"/>
           <w:lang w:eastAsia="zh-CN"/>
         </w:rPr>
-        <w:t xml:space="preserve"> </w:t>
+        <w:t>杭州深远工贸有限公司</w:t>
       </w:r>
     </w:p>
     <w:p>
@@ -8233,6 +8236,9 @@
           <w:lang w:eastAsia="zh-CN"/>
         </w:rPr>
         <w:t>经办人：</w:t>
+      </w:r>
+      <w:r>
+        <w:t>陈思远</w:t>
       </w:r>
     </w:p>
     <w:p>
@@ -8386,6 +8392,9 @@
         </w:rPr>
         <w:t>地址：</w:t>
       </w:r>
+      <w:r>
+        <w:t>浙江省杭州市萧山区宁围街道宁安社区宁安路</w:t>
+      </w:r>
     </w:p>
     <w:p>
       <w:pPr>
@@ -8475,6 +8484,9 @@
           <w:lang w:eastAsia="zh-CN"/>
         </w:rPr>
         <w:t>电话：</w:t>
+      </w:r>
+      <w:r>
+        <w:t>0571-82124700</w:t>
       </w:r>
     </w:p>
     <w:p>
